--- a/writing/Chapter 5 - 5.2 Final Design Adjustments/FINAL_TEXT.docx
+++ b/writing/Chapter 5 - 5.2 Final Design Adjustments/FINAL_TEXT.docx
@@ -1094,7 +1094,7 @@
         <w:t>deferred to future work</w:t>
       </w:r>
       <w:r>
-        <w:t>. A repetition penalty (A9) could reduce the final system's boilerplate rate of 58.7%, but regenerating the final outputs would have invalidated AI-judge scores already being collected. A pre-generation crisis filter is required before any public deployment (Section 3.4).</w:t>
+        <w:t>. A repetition penalty (A9) could reduce the final system's boilerplate rate of 58.7%, but regenerating the final outputs would have invalidated the AI-judge scores and the human-evaluation items that were based on them. A pre-generation crisis filter is required before any public deployment (Section 3.4).</w:t>
       </w:r>
     </w:p>
     <w:p>

--- a/writing/Chapter 5 - 5.2 Final Design Adjustments/FINAL_TEXT.docx
+++ b/writing/Chapter 5 - 5.2 Final Design Adjustments/FINAL_TEXT.docx
@@ -800,6 +800,78 @@
               <w:rPr>
                 <w:sz w:val="16"/>
               </w:rPr>
+              <w:t>A11</w:t>
+            </w:r>
+          </w:p>
+        </w:tc>
+        <w:tc>
+          <w:tcPr>
+            <w:tcW w:type="dxa" w:w="1872"/>
+          </w:tcPr>
+          <w:p>
+            <w:r/>
+            <w:r>
+              <w:rPr>
+                <w:sz w:val="16"/>
+              </w:rPr>
+              <w:t>LoRA fine-tuned baseline never ended its replies</w:t>
+            </w:r>
+          </w:p>
+        </w:tc>
+        <w:tc>
+          <w:tcPr>
+            <w:tcW w:type="dxa" w:w="1872"/>
+          </w:tcPr>
+          <w:p>
+            <w:r/>
+            <w:r>
+              <w:rPr>
+                <w:sz w:val="16"/>
+              </w:rPr>
+              <w:t>99% of replies hit the 250-token limit; the padding token was the end-of-turn token (im_end), so it was masked from the loss</w:t>
+            </w:r>
+          </w:p>
+        </w:tc>
+        <w:tc>
+          <w:tcPr>
+            <w:tcW w:type="dxa" w:w="1872"/>
+          </w:tcPr>
+          <w:p>
+            <w:r/>
+            <w:r>
+              <w:rPr>
+                <w:sz w:val="16"/>
+              </w:rPr>
+              <w:t>Retrained with Qwen's own pad token, a start-up check, and published LoRA settings (lr 2e-4, dropout 0.1, weight decay 0.01, 6% warm-up, best epoch by validation loss)</w:t>
+            </w:r>
+          </w:p>
+        </w:tc>
+        <w:tc>
+          <w:tcPr>
+            <w:tcW w:type="dxa" w:w="1872"/>
+          </w:tcPr>
+          <w:p>
+            <w:r/>
+            <w:r>
+              <w:rPr>
+                <w:sz w:val="16"/>
+              </w:rPr>
+              <w:t>Replies 200.7 -&gt; 10.0 words, 0% at the token limit; all rules 0.0% -&gt; 22.3%; still far below the final system (60.0%)</w:t>
+            </w:r>
+          </w:p>
+        </w:tc>
+      </w:tr>
+      <w:tr>
+        <w:tc>
+          <w:tcPr>
+            <w:tcW w:type="dxa" w:w="1872"/>
+          </w:tcPr>
+          <w:p>
+            <w:r/>
+            <w:r>
+              <w:rPr>
+                <w:sz w:val="16"/>
+              </w:rPr>
               <w:t>A9</w:t>
             </w:r>
           </w:p>
@@ -1095,6 +1167,29 @@
       </w:r>
       <w:r>
         <w:t>. A repetition penalty (A9) could reduce the final system's boilerplate rate of 58.7%, but regenerating the final outputs would have invalidated the AI-judge scores and the human-evaluation items that were based on them. A pre-generation crisis filter is required before any public deployment (Section 3.4).</w:t>
+      </w:r>
+    </w:p>
+    <w:p>
+      <w:pPr>
+        <w:spacing w:after="120"/>
+      </w:pPr>
+      <w:r>
+        <w:rPr>
+          <w:b/>
+        </w:rPr>
+        <w:t>Correcting the fine-tuned baseline (A11).</w:t>
+      </w:r>
+      <w:r>
+        <w:t xml:space="preserve"> Checking the monolithic LoRA baseline revealed a configuration error. Its training script used the end-of-turn token </w:t>
+      </w:r>
+      <w:r>
+        <w:rPr>
+          <w:rFonts w:ascii="Consolas" w:hAnsi="Consolas"/>
+        </w:rPr>
+        <w:t>&lt;|im_end|&gt;</w:t>
+      </w:r>
+      <w:r>
+        <w:t xml:space="preserve"> as the padding token, and the data collator excludes padding tokens from the loss, so the model was never trained to end a reply. As a result, 99% of its replies ran to the 250-token limit, averaging 200.7 words and 7.07 questions, and none followed all three rules. We retrained the baseline with Qwen's own padding token, a start-up check that aborts training if the end-of-turn token would be masked, and the published LoRA settings described in Section 4.2.7; the best epoch was selected by validation loss. The corrected model ends its replies normally (10.0 words on average, none reaching the limit) and follows all rules in 22.3% of replies. All results in this thesis use the corrected baseline; the original run is reported here only as a documented error.</w:t>
       </w:r>
     </w:p>
     <w:p>

--- a/writing/Chapter 5 - 5.2 Final Design Adjustments/FINAL_TEXT.docx
+++ b/writing/Chapter 5 - 5.2 Final Design Adjustments/FINAL_TEXT.docx
@@ -1080,7 +1080,7 @@
         <w:t>content</w:t>
       </w:r>
       <w:r>
-        <w:t xml:space="preserve"> with 72% confidence, although in context the user was expressing anger. Conversational context is known to be important for recognising emotions in dialogue [44], so we tested several context windows on long conversational scenarios. A window of four user turns was best or joint best in three of four scenarios, whereas six turns degraded two scenarios, in one case changing a breakup scenario to the wrong emotion with 64% confidence as emotions from earlier turns competed with the current one. The final agent therefore classifies the user's last four turns.</w:t>
+        <w:t xml:space="preserve"> with 72% confidence, although in context the user was expressing anger. Conversational context is known to be important for recognising emotions in dialogue [46], so we tested several context windows on long conversational scenarios. A window of four user turns was best or joint best in three of four scenarios, whereas six turns degraded two scenarios, in one case changing a breakup scenario to the wrong emotion with 64% confidence as emotions from earlier turns competed with the current one. The final agent therefore classifies the user's last four turns.</w:t>
       </w:r>
     </w:p>
     <w:p>
@@ -1271,7 +1271,7 @@
         <w:rPr>
           <w:sz w:val="20"/>
         </w:rPr>
-        <w:t>[44] S. Poria, N. Majumder, R. Mihalcea, and E. Hovy, "Emotion recognition in conversation: Research challenges, datasets, and recent advances," IEEE Access, vol. 7, pp. 100943-100953, 2019, doi: 10.1109/ACCESS.2019.2929050.</w:t>
+        <w:t>[46] S. Poria, N. Majumder, R. Mihalcea, and E. Hovy, "Emotion recognition in conversation: Research challenges, datasets, and recent advances," IEEE Access, vol. 7, pp. 100943-100953, 2019, doi: 10.1109/ACCESS.2019.2929050.</w:t>
       </w:r>
     </w:p>
     <w:sectPr>

--- a/writing/Chapter 5 - 5.2 Final Design Adjustments/FINAL_TEXT.docx
+++ b/writing/Chapter 5 - 5.2 Final Design Adjustments/FINAL_TEXT.docx
@@ -1148,7 +1148,7 @@
         <w:t>Retrieval augmentation (A8)</w:t>
       </w:r>
       <w:r>
-        <w:t xml:space="preserve"> [11], suggested by the Pre-Thesis 2 panel, reduced rule adherence from 63.7% to 43.7% and was rejected (Section 5.2). </w:t>
+        <w:t xml:space="preserve"> [11] reduced rule adherence from 63.7% to 43.7% and was rejected (Section 5.2). </w:t>
       </w:r>
       <w:r>
         <w:rPr>
